--- a/klagomål/A 53736-2023 FSC-klagomål.docx
+++ b/klagomål/A 53736-2023 FSC-klagomål.docx
@@ -1300,7 +1300,7 @@
     <w:r>
       <w:tab/>
       <w:tab/>
-      <w:t>2025-08-06</w:t>
+      <w:t>2025-08-09</w:t>
       <w:br/>
       <w:br/>
     </w:r>

--- a/klagomål/A 53736-2023 FSC-klagomål.docx
+++ b/klagomål/A 53736-2023 FSC-klagomål.docx
@@ -168,7 +168,7 @@
     </w:p>
     <w:p>
       <w:r>
-        <w:t>Detta dokument behandlar höga naturvärden i avverkningsanmälan A 53736-2023 i Sundsvalls kommun. Denna avverkningsanmälan inkom 2023-10-31 och omfattar 4,4 ha.</w:t>
+        <w:t>Detta dokument behandlar höga naturvärden i avverkningsanmälan A 53736-2023 i Sundsvalls kommun. Denna avverkningsanmälan inkom 2023-10-31 18:33:48 och omfattar 4,4 ha.</w:t>
       </w:r>
     </w:p>
     <w:p>

--- a/klagomål/A 53736-2023 FSC-klagomål.docx
+++ b/klagomål/A 53736-2023 FSC-klagomål.docx
@@ -1300,7 +1300,7 @@
     <w:r>
       <w:tab/>
       <w:tab/>
-      <w:t>2025-08-09</w:t>
+      <w:t>2025-08-10</w:t>
       <w:br/>
       <w:br/>
     </w:r>

--- a/klagomål/A 53736-2023 FSC-klagomål.docx
+++ b/klagomål/A 53736-2023 FSC-klagomål.docx
@@ -1300,7 +1300,7 @@
     <w:r>
       <w:tab/>
       <w:tab/>
-      <w:t>2025-08-10</w:t>
+      <w:t>2025-08-11</w:t>
       <w:br/>
       <w:br/>
     </w:r>

--- a/klagomål/A 53736-2023 FSC-klagomål.docx
+++ b/klagomål/A 53736-2023 FSC-klagomål.docx
@@ -1300,7 +1300,7 @@
     <w:r>
       <w:tab/>
       <w:tab/>
-      <w:t>2025-08-11</w:t>
+      <w:t>2025-08-12</w:t>
       <w:br/>
       <w:br/>
     </w:r>

--- a/klagomål/A 53736-2023 FSC-klagomål.docx
+++ b/klagomål/A 53736-2023 FSC-klagomål.docx
@@ -1300,7 +1300,7 @@
     <w:r>
       <w:tab/>
       <w:tab/>
-      <w:t>2025-08-12</w:t>
+      <w:t>2025-08-13</w:t>
       <w:br/>
       <w:br/>
     </w:r>

--- a/klagomål/A 53736-2023 FSC-klagomål.docx
+++ b/klagomål/A 53736-2023 FSC-klagomål.docx
@@ -1300,7 +1300,7 @@
     <w:r>
       <w:tab/>
       <w:tab/>
-      <w:t>2025-08-13</w:t>
+      <w:t>2025-08-14</w:t>
       <w:br/>
       <w:br/>
     </w:r>

--- a/klagomål/A 53736-2023 FSC-klagomål.docx
+++ b/klagomål/A 53736-2023 FSC-klagomål.docx
@@ -1300,7 +1300,7 @@
     <w:r>
       <w:tab/>
       <w:tab/>
-      <w:t>2025-08-14</w:t>
+      <w:t>2025-08-15</w:t>
       <w:br/>
       <w:br/>
     </w:r>

--- a/klagomål/A 53736-2023 FSC-klagomål.docx
+++ b/klagomål/A 53736-2023 FSC-klagomål.docx
@@ -1300,7 +1300,7 @@
     <w:r>
       <w:tab/>
       <w:tab/>
-      <w:t>2025-08-15</w:t>
+      <w:t>2025-08-16</w:t>
       <w:br/>
       <w:br/>
     </w:r>

--- a/klagomål/A 53736-2023 FSC-klagomål.docx
+++ b/klagomål/A 53736-2023 FSC-klagomål.docx
@@ -1300,7 +1300,7 @@
     <w:r>
       <w:tab/>
       <w:tab/>
-      <w:t>2025-08-16</w:t>
+      <w:t>2025-08-17</w:t>
       <w:br/>
       <w:br/>
     </w:r>

--- a/klagomål/A 53736-2023 FSC-klagomål.docx
+++ b/klagomål/A 53736-2023 FSC-klagomål.docx
@@ -1300,7 +1300,7 @@
     <w:r>
       <w:tab/>
       <w:tab/>
-      <w:t>2025-08-17</w:t>
+      <w:t>2025-08-18</w:t>
       <w:br/>
       <w:br/>
     </w:r>

--- a/klagomål/A 53736-2023 FSC-klagomål.docx
+++ b/klagomål/A 53736-2023 FSC-klagomål.docx
@@ -1300,7 +1300,7 @@
     <w:r>
       <w:tab/>
       <w:tab/>
-      <w:t>2025-08-18</w:t>
+      <w:t>2025-08-19</w:t>
       <w:br/>
       <w:br/>
     </w:r>

--- a/klagomål/A 53736-2023 FSC-klagomål.docx
+++ b/klagomål/A 53736-2023 FSC-klagomål.docx
@@ -1300,7 +1300,7 @@
     <w:r>
       <w:tab/>
       <w:tab/>
-      <w:t>2025-08-19</w:t>
+      <w:t>2025-08-20</w:t>
       <w:br/>
       <w:br/>
     </w:r>

--- a/klagomål/A 53736-2023 FSC-klagomål.docx
+++ b/klagomål/A 53736-2023 FSC-klagomål.docx
@@ -1300,7 +1300,7 @@
     <w:r>
       <w:tab/>
       <w:tab/>
-      <w:t>2025-08-20</w:t>
+      <w:t>2025-08-21</w:t>
       <w:br/>
       <w:br/>
     </w:r>

--- a/klagomål/A 53736-2023 FSC-klagomål.docx
+++ b/klagomål/A 53736-2023 FSC-klagomål.docx
@@ -1300,7 +1300,7 @@
     <w:r>
       <w:tab/>
       <w:tab/>
-      <w:t>2025-08-21</w:t>
+      <w:t>2025-08-22</w:t>
       <w:br/>
       <w:br/>
     </w:r>

--- a/klagomål/A 53736-2023 FSC-klagomål.docx
+++ b/klagomål/A 53736-2023 FSC-klagomål.docx
@@ -1300,7 +1300,7 @@
     <w:r>
       <w:tab/>
       <w:tab/>
-      <w:t>2025-08-22</w:t>
+      <w:t>2025-08-23</w:t>
       <w:br/>
       <w:br/>
     </w:r>

--- a/klagomål/A 53736-2023 FSC-klagomål.docx
+++ b/klagomål/A 53736-2023 FSC-klagomål.docx
@@ -1300,7 +1300,7 @@
     <w:r>
       <w:tab/>
       <w:tab/>
-      <w:t>2025-08-23</w:t>
+      <w:t>2025-08-24</w:t>
       <w:br/>
       <w:br/>
     </w:r>

--- a/klagomål/A 53736-2023 FSC-klagomål.docx
+++ b/klagomål/A 53736-2023 FSC-klagomål.docx
@@ -1300,7 +1300,7 @@
     <w:r>
       <w:tab/>
       <w:tab/>
-      <w:t>2025-08-24</w:t>
+      <w:t>2025-08-25</w:t>
       <w:br/>
       <w:br/>
     </w:r>

--- a/klagomål/A 53736-2023 FSC-klagomål.docx
+++ b/klagomål/A 53736-2023 FSC-klagomål.docx
@@ -1300,7 +1300,7 @@
     <w:r>
       <w:tab/>
       <w:tab/>
-      <w:t>2025-08-25</w:t>
+      <w:t>2025-08-26</w:t>
       <w:br/>
       <w:br/>
     </w:r>

--- a/klagomål/A 53736-2023 FSC-klagomål.docx
+++ b/klagomål/A 53736-2023 FSC-klagomål.docx
@@ -1300,7 +1300,7 @@
     <w:r>
       <w:tab/>
       <w:tab/>
-      <w:t>2025-08-26</w:t>
+      <w:t>2025-08-30</w:t>
       <w:br/>
       <w:br/>
     </w:r>

--- a/klagomål/A 53736-2023 FSC-klagomål.docx
+++ b/klagomål/A 53736-2023 FSC-klagomål.docx
@@ -1300,7 +1300,7 @@
     <w:r>
       <w:tab/>
       <w:tab/>
-      <w:t>2025-08-30</w:t>
+      <w:t>2025-08-31</w:t>
       <w:br/>
       <w:br/>
     </w:r>

--- a/klagomål/A 53736-2023 FSC-klagomål.docx
+++ b/klagomål/A 53736-2023 FSC-klagomål.docx
@@ -1300,7 +1300,7 @@
     <w:r>
       <w:tab/>
       <w:tab/>
-      <w:t>2025-08-31</w:t>
+      <w:t>2025-09-01</w:t>
       <w:br/>
       <w:br/>
     </w:r>

--- a/klagomål/A 53736-2023 FSC-klagomål.docx
+++ b/klagomål/A 53736-2023 FSC-klagomål.docx
@@ -1300,7 +1300,7 @@
     <w:r>
       <w:tab/>
       <w:tab/>
-      <w:t>2025-09-01</w:t>
+      <w:t>2025-09-04</w:t>
       <w:br/>
       <w:br/>
     </w:r>

--- a/klagomål/A 53736-2023 FSC-klagomål.docx
+++ b/klagomål/A 53736-2023 FSC-klagomål.docx
@@ -1300,7 +1300,7 @@
     <w:r>
       <w:tab/>
       <w:tab/>
-      <w:t>2025-09-04</w:t>
+      <w:t>2025-09-05</w:t>
       <w:br/>
       <w:br/>
     </w:r>

--- a/klagomål/A 53736-2023 FSC-klagomål.docx
+++ b/klagomål/A 53736-2023 FSC-klagomål.docx
@@ -1300,7 +1300,7 @@
     <w:r>
       <w:tab/>
       <w:tab/>
-      <w:t>2025-09-05</w:t>
+      <w:t>2025-09-07</w:t>
       <w:br/>
       <w:br/>
     </w:r>

--- a/klagomål/A 53736-2023 FSC-klagomål.docx
+++ b/klagomål/A 53736-2023 FSC-klagomål.docx
@@ -1300,7 +1300,7 @@
     <w:r>
       <w:tab/>
       <w:tab/>
-      <w:t>2025-09-07</w:t>
+      <w:t>2025-09-08</w:t>
       <w:br/>
       <w:br/>
     </w:r>

--- a/klagomål/A 53736-2023 FSC-klagomål.docx
+++ b/klagomål/A 53736-2023 FSC-klagomål.docx
@@ -1300,7 +1300,7 @@
     <w:r>
       <w:tab/>
       <w:tab/>
-      <w:t>2025-09-08</w:t>
+      <w:t>2025-09-10</w:t>
       <w:br/>
       <w:br/>
     </w:r>

--- a/klagomål/A 53736-2023 FSC-klagomål.docx
+++ b/klagomål/A 53736-2023 FSC-klagomål.docx
@@ -1300,7 +1300,7 @@
     <w:r>
       <w:tab/>
       <w:tab/>
-      <w:t>2025-09-10</w:t>
+      <w:t>2025-09-11</w:t>
       <w:br/>
       <w:br/>
     </w:r>

--- a/klagomål/A 53736-2023 FSC-klagomål.docx
+++ b/klagomål/A 53736-2023 FSC-klagomål.docx
@@ -1300,7 +1300,7 @@
     <w:r>
       <w:tab/>
       <w:tab/>
-      <w:t>2025-09-11</w:t>
+      <w:t>2025-09-12</w:t>
       <w:br/>
       <w:br/>
     </w:r>

--- a/klagomål/A 53736-2023 FSC-klagomål.docx
+++ b/klagomål/A 53736-2023 FSC-klagomål.docx
@@ -1300,7 +1300,7 @@
     <w:r>
       <w:tab/>
       <w:tab/>
-      <w:t>2025-09-12</w:t>
+      <w:t>2025-09-13</w:t>
       <w:br/>
       <w:br/>
     </w:r>

--- a/klagomål/A 53736-2023 FSC-klagomål.docx
+++ b/klagomål/A 53736-2023 FSC-klagomål.docx
@@ -1300,7 +1300,7 @@
     <w:r>
       <w:tab/>
       <w:tab/>
-      <w:t>2025-09-13</w:t>
+      <w:t>2025-09-14</w:t>
       <w:br/>
       <w:br/>
     </w:r>

--- a/klagomål/A 53736-2023 FSC-klagomål.docx
+++ b/klagomål/A 53736-2023 FSC-klagomål.docx
@@ -303,7 +303,25 @@
         <w:t>Knärot (VU, §8)</w:t>
       </w:r>
       <w:r>
-        <w:t xml:space="preserve"> är rödlistad som sårbar och fridlyst enligt 8§ artskyddsförordningen. En nyligen genomförd analys av 79 floraväktarlokaler indikerar att det behövs någonstans mellan 100 och 150 meters skyddszon för att en knärotspopulation inte ska dö ut på lång sikt (Sebestyén &amp; Sundberg, 2025). Detta ligger väl i linje med tidigare genomförda studier som visar att det krävs väl tilltagna buffertzoner för att knäroten inte ska ta skada av skogsbruksåtgärder i intilliggande skog (Johnson, 2014; Koelmeijer m.fl., 2022; Skogsstyrelsen, 2022). Arten är även känslig för gallring vilket framgår av Skogsstyrelsens egen vägledning för hänsyn till knärot (Skogsstyrelsen, 2022). För rika förekomster av knärot är reservatsbildning eller biotopskydd lämpliga åtgärder för att skydda den (SLU Artdatabanken, 2024).</w:t>
+        <w:t xml:space="preserve"> är rödlistad som sårbar och fridlyst enligt 8§ artskyddsförordningen. En nyligen genomförd analys av 79 floraväktarlokaler indikerar att det behövs någonstans mellan 100 och 150 meters skyddszon för att en knärotspopulation inte ska dö ut på lång sikt (Sebestyén &amp; Sundberg, 2025). Detta ligger väl i linje med tidigare genomförda studier som visar att det krävs väl tilltagna buffertzoner för att knäroten inte ska ta skada av skogsbruksåtgärder i intilliggande skog (Johnson, 2014; Koelmeijer m.fl., 2022; Skogsstyrelsen, 2022). Arten är även känslig för gallring vilket framgår av Skogsstyrelsens egen vägledning för hänsyn till knärot (Skogsstyrelsen, 2022). För rika förekomster av knärot är reservatsbildning eller biotopskydd lämpliga åtgärder för att skydda den. På knärot kan den sällsynta rostsvampen </w:t>
+      </w:r>
+      <w:r>
+        <w:rPr>
+          <w:i/>
+        </w:rPr>
+        <w:t>Pucciniastrum goodyerae</w:t>
+      </w:r>
+      <w:r>
+        <w:t xml:space="preserve"> påträffas. </w:t>
+      </w:r>
+      <w:r>
+        <w:rPr>
+          <w:i/>
+        </w:rPr>
+        <w:t>Pucciniastrum goodyerae</w:t>
+      </w:r>
+      <w:r>
+        <w:t xml:space="preserve"> är klassad som NE (ej bedömd) i rödlistan(SLU Artdatabanken, 2024).</w:t>
       </w:r>
     </w:p>
     <w:p>
@@ -1300,7 +1318,7 @@
     <w:r>
       <w:tab/>
       <w:tab/>
-      <w:t>2025-09-14</w:t>
+      <w:t>2025-09-15</w:t>
       <w:br/>
       <w:br/>
     </w:r>

--- a/klagomål/A 53736-2023 FSC-klagomål.docx
+++ b/klagomål/A 53736-2023 FSC-klagomål.docx
@@ -1318,7 +1318,7 @@
     <w:r>
       <w:tab/>
       <w:tab/>
-      <w:t>2025-09-15</w:t>
+      <w:t>2025-09-16</w:t>
       <w:br/>
       <w:br/>
     </w:r>

--- a/klagomål/A 53736-2023 FSC-klagomål.docx
+++ b/klagomål/A 53736-2023 FSC-klagomål.docx
@@ -1318,7 +1318,7 @@
     <w:r>
       <w:tab/>
       <w:tab/>
-      <w:t>2025-09-16</w:t>
+      <w:t>2025-09-17</w:t>
       <w:br/>
       <w:br/>
     </w:r>

--- a/klagomål/A 53736-2023 FSC-klagomål.docx
+++ b/klagomål/A 53736-2023 FSC-klagomål.docx
@@ -1318,7 +1318,7 @@
     <w:r>
       <w:tab/>
       <w:tab/>
-      <w:t>2025-09-17</w:t>
+      <w:t>2025-09-18</w:t>
       <w:br/>
       <w:br/>
     </w:r>

--- a/klagomål/A 53736-2023 FSC-klagomål.docx
+++ b/klagomål/A 53736-2023 FSC-klagomål.docx
@@ -1318,7 +1318,7 @@
     <w:r>
       <w:tab/>
       <w:tab/>
-      <w:t>2025-09-18</w:t>
+      <w:t>2025-09-22</w:t>
       <w:br/>
       <w:br/>
     </w:r>

--- a/klagomål/A 53736-2023 FSC-klagomål.docx
+++ b/klagomål/A 53736-2023 FSC-klagomål.docx
@@ -1318,7 +1318,7 @@
     <w:r>
       <w:tab/>
       <w:tab/>
-      <w:t>2025-09-22</w:t>
+      <w:t>2025-09-23</w:t>
       <w:br/>
       <w:br/>
     </w:r>

--- a/klagomål/A 53736-2023 FSC-klagomål.docx
+++ b/klagomål/A 53736-2023 FSC-klagomål.docx
@@ -1318,7 +1318,7 @@
     <w:r>
       <w:tab/>
       <w:tab/>
-      <w:t>2025-09-23</w:t>
+      <w:t>2025-09-24</w:t>
       <w:br/>
       <w:br/>
     </w:r>

--- a/klagomål/A 53736-2023 FSC-klagomål.docx
+++ b/klagomål/A 53736-2023 FSC-klagomål.docx
@@ -1318,7 +1318,7 @@
     <w:r>
       <w:tab/>
       <w:tab/>
-      <w:t>2025-09-24</w:t>
+      <w:t>2025-09-25</w:t>
       <w:br/>
       <w:br/>
     </w:r>

--- a/klagomål/A 53736-2023 FSC-klagomål.docx
+++ b/klagomål/A 53736-2023 FSC-klagomål.docx
@@ -1318,7 +1318,7 @@
     <w:r>
       <w:tab/>
       <w:tab/>
-      <w:t>2025-09-25</w:t>
+      <w:t>2025-09-26</w:t>
       <w:br/>
       <w:br/>
     </w:r>

--- a/klagomål/A 53736-2023 FSC-klagomål.docx
+++ b/klagomål/A 53736-2023 FSC-klagomål.docx
@@ -1318,7 +1318,7 @@
     <w:r>
       <w:tab/>
       <w:tab/>
-      <w:t>2025-09-26</w:t>
+      <w:t>2025-09-27</w:t>
       <w:br/>
       <w:br/>
     </w:r>

--- a/klagomål/A 53736-2023 FSC-klagomål.docx
+++ b/klagomål/A 53736-2023 FSC-klagomål.docx
@@ -1318,7 +1318,7 @@
     <w:r>
       <w:tab/>
       <w:tab/>
-      <w:t>2025-09-27</w:t>
+      <w:t>2025-09-28</w:t>
       <w:br/>
       <w:br/>
     </w:r>

--- a/klagomål/A 53736-2023 FSC-klagomål.docx
+++ b/klagomål/A 53736-2023 FSC-klagomål.docx
@@ -1318,7 +1318,7 @@
     <w:r>
       <w:tab/>
       <w:tab/>
-      <w:t>2025-09-28</w:t>
+      <w:t>2025-09-29</w:t>
       <w:br/>
       <w:br/>
     </w:r>

--- a/klagomål/A 53736-2023 FSC-klagomål.docx
+++ b/klagomål/A 53736-2023 FSC-klagomål.docx
@@ -1318,7 +1318,7 @@
     <w:r>
       <w:tab/>
       <w:tab/>
-      <w:t>2025-09-29</w:t>
+      <w:t>2025-09-30</w:t>
       <w:br/>
       <w:br/>
     </w:r>

--- a/klagomål/A 53736-2023 FSC-klagomål.docx
+++ b/klagomål/A 53736-2023 FSC-klagomål.docx
@@ -1318,7 +1318,7 @@
     <w:r>
       <w:tab/>
       <w:tab/>
-      <w:t>2025-09-30</w:t>
+      <w:t>2025-10-01</w:t>
       <w:br/>
       <w:br/>
     </w:r>

--- a/klagomål/A 53736-2023 FSC-klagomål.docx
+++ b/klagomål/A 53736-2023 FSC-klagomål.docx
@@ -1318,7 +1318,7 @@
     <w:r>
       <w:tab/>
       <w:tab/>
-      <w:t>2025-10-01</w:t>
+      <w:t>2025-10-02</w:t>
       <w:br/>
       <w:br/>
     </w:r>

--- a/klagomål/A 53736-2023 FSC-klagomål.docx
+++ b/klagomål/A 53736-2023 FSC-klagomål.docx
@@ -1318,7 +1318,7 @@
     <w:r>
       <w:tab/>
       <w:tab/>
-      <w:t>2025-10-02</w:t>
+      <w:t>2025-10-03</w:t>
       <w:br/>
       <w:br/>
     </w:r>

--- a/klagomål/A 53736-2023 FSC-klagomål.docx
+++ b/klagomål/A 53736-2023 FSC-klagomål.docx
@@ -1318,7 +1318,7 @@
     <w:r>
       <w:tab/>
       <w:tab/>
-      <w:t>2025-10-03</w:t>
+      <w:t>2025-10-04</w:t>
       <w:br/>
       <w:br/>
     </w:r>

--- a/klagomål/A 53736-2023 FSC-klagomål.docx
+++ b/klagomål/A 53736-2023 FSC-klagomål.docx
@@ -1318,7 +1318,7 @@
     <w:r>
       <w:tab/>
       <w:tab/>
-      <w:t>2025-10-16</w:t>
+      <w:t>2025-10-17</w:t>
       <w:br/>
       <w:br/>
     </w:r>

--- a/klagomål/A 53736-2023 FSC-klagomål.docx
+++ b/klagomål/A 53736-2023 FSC-klagomål.docx
@@ -1318,7 +1318,7 @@
     <w:r>
       <w:tab/>
       <w:tab/>
-      <w:t>2025-10-17</w:t>
+      <w:t>2025-10-18</w:t>
       <w:br/>
       <w:br/>
     </w:r>

--- a/klagomål/A 53736-2023 FSC-klagomål.docx
+++ b/klagomål/A 53736-2023 FSC-klagomål.docx
@@ -1318,7 +1318,7 @@
     <w:r>
       <w:tab/>
       <w:tab/>
-      <w:t>2025-10-18</w:t>
+      <w:t>2025-10-19</w:t>
       <w:br/>
       <w:br/>
     </w:r>

--- a/klagomål/A 53736-2023 FSC-klagomål.docx
+++ b/klagomål/A 53736-2023 FSC-klagomål.docx
@@ -1318,7 +1318,7 @@
     <w:r>
       <w:tab/>
       <w:tab/>
-      <w:t>2025-10-19</w:t>
+      <w:t>2025-10-20</w:t>
       <w:br/>
       <w:br/>
     </w:r>

--- a/klagomål/A 53736-2023 FSC-klagomål.docx
+++ b/klagomål/A 53736-2023 FSC-klagomål.docx
@@ -1318,7 +1318,7 @@
     <w:r>
       <w:tab/>
       <w:tab/>
-      <w:t>2025-10-20</w:t>
+      <w:t>2025-10-21</w:t>
       <w:br/>
       <w:br/>
     </w:r>

--- a/klagomål/A 53736-2023 FSC-klagomål.docx
+++ b/klagomål/A 53736-2023 FSC-klagomål.docx
@@ -321,7 +321,7 @@
         <w:t>Pucciniastrum goodyerae</w:t>
       </w:r>
       <w:r>
-        <w:t xml:space="preserve"> är klassad som NE (ej bedömd) i rödlistan(SLU Artdatabanken, 2024).</w:t>
+        <w:t xml:space="preserve"> är klassad som NE (ej bedömd) i rödlistan (SLU Artdatabanken, 2024).</w:t>
       </w:r>
     </w:p>
     <w:p>
@@ -1318,7 +1318,7 @@
     <w:r>
       <w:tab/>
       <w:tab/>
-      <w:t>2025-10-21</w:t>
+      <w:t>2025-10-22</w:t>
       <w:br/>
       <w:br/>
     </w:r>

--- a/klagomål/A 53736-2023 FSC-klagomål.docx
+++ b/klagomål/A 53736-2023 FSC-klagomål.docx
@@ -1318,7 +1318,7 @@
     <w:r>
       <w:tab/>
       <w:tab/>
-      <w:t>2025-10-22</w:t>
+      <w:t>2025-10-23</w:t>
       <w:br/>
       <w:br/>
     </w:r>

--- a/klagomål/A 53736-2023 FSC-klagomål.docx
+++ b/klagomål/A 53736-2023 FSC-klagomål.docx
@@ -1318,7 +1318,7 @@
     <w:r>
       <w:tab/>
       <w:tab/>
-      <w:t>2025-10-23</w:t>
+      <w:t>2025-10-24</w:t>
       <w:br/>
       <w:br/>
     </w:r>

--- a/klagomål/A 53736-2023 FSC-klagomål.docx
+++ b/klagomål/A 53736-2023 FSC-klagomål.docx
@@ -1318,7 +1318,7 @@
     <w:r>
       <w:tab/>
       <w:tab/>
-      <w:t>2025-10-24</w:t>
+      <w:t>2025-10-25</w:t>
       <w:br/>
       <w:br/>
     </w:r>

--- a/klagomål/A 53736-2023 FSC-klagomål.docx
+++ b/klagomål/A 53736-2023 FSC-klagomål.docx
@@ -1318,7 +1318,7 @@
     <w:r>
       <w:tab/>
       <w:tab/>
-      <w:t>2025-10-25</w:t>
+      <w:t>2025-10-26</w:t>
       <w:br/>
       <w:br/>
     </w:r>

--- a/klagomål/A 53736-2023 FSC-klagomål.docx
+++ b/klagomål/A 53736-2023 FSC-klagomål.docx
@@ -1318,7 +1318,7 @@
     <w:r>
       <w:tab/>
       <w:tab/>
-      <w:t>2025-10-26</w:t>
+      <w:t>2025-10-27</w:t>
       <w:br/>
       <w:br/>
     </w:r>

--- a/klagomål/A 53736-2023 FSC-klagomål.docx
+++ b/klagomål/A 53736-2023 FSC-klagomål.docx
@@ -1318,7 +1318,7 @@
     <w:r>
       <w:tab/>
       <w:tab/>
-      <w:t>2025-10-27</w:t>
+      <w:t>2025-10-28</w:t>
       <w:br/>
       <w:br/>
     </w:r>

--- a/klagomål/A 53736-2023 FSC-klagomål.docx
+++ b/klagomål/A 53736-2023 FSC-klagomål.docx
@@ -1318,7 +1318,7 @@
     <w:r>
       <w:tab/>
       <w:tab/>
-      <w:t>2025-10-28</w:t>
+      <w:t>2025-10-29</w:t>
       <w:br/>
       <w:br/>
     </w:r>

--- a/klagomål/A 53736-2023 FSC-klagomål.docx
+++ b/klagomål/A 53736-2023 FSC-klagomål.docx
@@ -1318,7 +1318,7 @@
     <w:r>
       <w:tab/>
       <w:tab/>
-      <w:t>2025-10-29</w:t>
+      <w:t>2025-10-30</w:t>
       <w:br/>
       <w:br/>
     </w:r>

--- a/klagomål/A 53736-2023 FSC-klagomål.docx
+++ b/klagomål/A 53736-2023 FSC-klagomål.docx
@@ -1318,7 +1318,7 @@
     <w:r>
       <w:tab/>
       <w:tab/>
-      <w:t>2025-10-30</w:t>
+      <w:t>2025-10-31</w:t>
       <w:br/>
       <w:br/>
     </w:r>

--- a/klagomål/A 53736-2023 FSC-klagomål.docx
+++ b/klagomål/A 53736-2023 FSC-klagomål.docx
@@ -1318,7 +1318,7 @@
     <w:r>
       <w:tab/>
       <w:tab/>
-      <w:t>2025-10-31</w:t>
+      <w:t>2025-11-01</w:t>
       <w:br/>
       <w:br/>
     </w:r>

--- a/klagomål/A 53736-2023 FSC-klagomål.docx
+++ b/klagomål/A 53736-2023 FSC-klagomål.docx
@@ -1318,7 +1318,7 @@
     <w:r>
       <w:tab/>
       <w:tab/>
-      <w:t>2025-11-01</w:t>
+      <w:t>2025-11-02</w:t>
       <w:br/>
       <w:br/>
     </w:r>

--- a/klagomål/A 53736-2023 FSC-klagomål.docx
+++ b/klagomål/A 53736-2023 FSC-klagomål.docx
@@ -1318,7 +1318,7 @@
     <w:r>
       <w:tab/>
       <w:tab/>
-      <w:t>2025-11-02</w:t>
+      <w:t>2025-11-03</w:t>
       <w:br/>
       <w:br/>
     </w:r>

--- a/klagomål/A 53736-2023 FSC-klagomål.docx
+++ b/klagomål/A 53736-2023 FSC-klagomål.docx
@@ -1318,7 +1318,7 @@
     <w:r>
       <w:tab/>
       <w:tab/>
-      <w:t>2025-11-03</w:t>
+      <w:t>2025-11-04</w:t>
       <w:br/>
       <w:br/>
     </w:r>

--- a/klagomål/A 53736-2023 FSC-klagomål.docx
+++ b/klagomål/A 53736-2023 FSC-klagomål.docx
@@ -1318,7 +1318,7 @@
     <w:r>
       <w:tab/>
       <w:tab/>
-      <w:t>2025-11-04</w:t>
+      <w:t>2025-11-05</w:t>
       <w:br/>
       <w:br/>
     </w:r>

--- a/klagomål/A 53736-2023 FSC-klagomål.docx
+++ b/klagomål/A 53736-2023 FSC-klagomål.docx
@@ -168,7 +168,7 @@
     </w:p>
     <w:p>
       <w:r>
-        <w:t>Detta dokument behandlar höga naturvärden i avverkningsanmälan A 53736-2023 i Sundsvalls kommun. Denna avverkningsanmälan inkom 2023-10-31 18:33:48 och omfattar 4,4 ha.</w:t>
+        <w:t>Detta dokument behandlar höga naturvärden i avverkningsanmälan A 53736-2023 i Sundsvalls kommun. Denna avverkningsanmälan inkom 2023-10-31 00:00:00 och omfattar 4,4 ha.</w:t>
       </w:r>
     </w:p>
     <w:p>
@@ -1318,7 +1318,7 @@
     <w:r>
       <w:tab/>
       <w:tab/>
-      <w:t>2025-11-05</w:t>
+      <w:t>2025-11-06</w:t>
       <w:br/>
       <w:br/>
     </w:r>

--- a/klagomål/A 53736-2023 FSC-klagomål.docx
+++ b/klagomål/A 53736-2023 FSC-klagomål.docx
@@ -1318,7 +1318,7 @@
     <w:r>
       <w:tab/>
       <w:tab/>
-      <w:t>2025-11-06</w:t>
+      <w:t>2025-11-07</w:t>
       <w:br/>
       <w:br/>
     </w:r>

--- a/klagomål/A 53736-2023 FSC-klagomål.docx
+++ b/klagomål/A 53736-2023 FSC-klagomål.docx
@@ -1318,7 +1318,7 @@
     <w:r>
       <w:tab/>
       <w:tab/>
-      <w:t>2025-11-07</w:t>
+      <w:t>2025-11-08</w:t>
       <w:br/>
       <w:br/>
     </w:r>

--- a/klagomål/A 53736-2023 FSC-klagomål.docx
+++ b/klagomål/A 53736-2023 FSC-klagomål.docx
@@ -1318,7 +1318,7 @@
     <w:r>
       <w:tab/>
       <w:tab/>
-      <w:t>2025-11-08</w:t>
+      <w:t>2025-11-09</w:t>
       <w:br/>
       <w:br/>
     </w:r>

--- a/klagomål/A 53736-2023 FSC-klagomål.docx
+++ b/klagomål/A 53736-2023 FSC-klagomål.docx
@@ -1318,7 +1318,7 @@
     <w:r>
       <w:tab/>
       <w:tab/>
-      <w:t>2025-11-09</w:t>
+      <w:t>2025-11-10</w:t>
       <w:br/>
       <w:br/>
     </w:r>

--- a/klagomål/A 53736-2023 FSC-klagomål.docx
+++ b/klagomål/A 53736-2023 FSC-klagomål.docx
@@ -1318,7 +1318,7 @@
     <w:r>
       <w:tab/>
       <w:tab/>
-      <w:t>2025-11-10</w:t>
+      <w:t>2025-11-11</w:t>
       <w:br/>
       <w:br/>
     </w:r>

--- a/klagomål/A 53736-2023 FSC-klagomål.docx
+++ b/klagomål/A 53736-2023 FSC-klagomål.docx
@@ -1318,7 +1318,7 @@
     <w:r>
       <w:tab/>
       <w:tab/>
-      <w:t>2025-11-11</w:t>
+      <w:t>2025-11-12</w:t>
       <w:br/>
       <w:br/>
     </w:r>

--- a/klagomål/A 53736-2023 FSC-klagomål.docx
+++ b/klagomål/A 53736-2023 FSC-klagomål.docx
@@ -1318,7 +1318,7 @@
     <w:r>
       <w:tab/>
       <w:tab/>
-      <w:t>2025-11-12</w:t>
+      <w:t>2025-11-13</w:t>
       <w:br/>
       <w:br/>
     </w:r>

--- a/klagomål/A 53736-2023 FSC-klagomål.docx
+++ b/klagomål/A 53736-2023 FSC-klagomål.docx
@@ -1318,7 +1318,7 @@
     <w:r>
       <w:tab/>
       <w:tab/>
-      <w:t>2025-11-13</w:t>
+      <w:t>2025-11-14</w:t>
       <w:br/>
       <w:br/>
     </w:r>

--- a/klagomål/A 53736-2023 FSC-klagomål.docx
+++ b/klagomål/A 53736-2023 FSC-klagomål.docx
@@ -1318,7 +1318,7 @@
     <w:r>
       <w:tab/>
       <w:tab/>
-      <w:t>2025-11-14</w:t>
+      <w:t>2025-11-15</w:t>
       <w:br/>
       <w:br/>
     </w:r>

--- a/klagomål/A 53736-2023 FSC-klagomål.docx
+++ b/klagomål/A 53736-2023 FSC-klagomål.docx
@@ -1318,7 +1318,7 @@
     <w:r>
       <w:tab/>
       <w:tab/>
-      <w:t>2025-11-15</w:t>
+      <w:t>2025-11-20</w:t>
       <w:br/>
       <w:br/>
     </w:r>

--- a/klagomål/A 53736-2023 FSC-klagomål.docx
+++ b/klagomål/A 53736-2023 FSC-klagomål.docx
@@ -1318,7 +1318,7 @@
     <w:r>
       <w:tab/>
       <w:tab/>
-      <w:t>2025-11-20</w:t>
+      <w:t>2025-11-21</w:t>
       <w:br/>
       <w:br/>
     </w:r>

--- a/klagomål/A 53736-2023 FSC-klagomål.docx
+++ b/klagomål/A 53736-2023 FSC-klagomål.docx
@@ -1318,7 +1318,7 @@
     <w:r>
       <w:tab/>
       <w:tab/>
-      <w:t>2025-11-21</w:t>
+      <w:t>2025-11-22</w:t>
       <w:br/>
       <w:br/>
     </w:r>

--- a/klagomål/A 53736-2023 FSC-klagomål.docx
+++ b/klagomål/A 53736-2023 FSC-klagomål.docx
@@ -1318,7 +1318,7 @@
     <w:r>
       <w:tab/>
       <w:tab/>
-      <w:t>2025-11-22</w:t>
+      <w:t>2025-11-23</w:t>
       <w:br/>
       <w:br/>
     </w:r>

--- a/klagomål/A 53736-2023 FSC-klagomål.docx
+++ b/klagomål/A 53736-2023 FSC-klagomål.docx
@@ -1318,7 +1318,7 @@
     <w:r>
       <w:tab/>
       <w:tab/>
-      <w:t>2025-11-23</w:t>
+      <w:t>2025-11-24</w:t>
       <w:br/>
       <w:br/>
     </w:r>

--- a/klagomål/A 53736-2023 FSC-klagomål.docx
+++ b/klagomål/A 53736-2023 FSC-klagomål.docx
@@ -1318,7 +1318,7 @@
     <w:r>
       <w:tab/>
       <w:tab/>
-      <w:t>2025-11-24</w:t>
+      <w:t>2025-11-25</w:t>
       <w:br/>
       <w:br/>
     </w:r>

--- a/klagomål/A 53736-2023 FSC-klagomål.docx
+++ b/klagomål/A 53736-2023 FSC-klagomål.docx
@@ -1318,7 +1318,7 @@
     <w:r>
       <w:tab/>
       <w:tab/>
-      <w:t>2025-11-25</w:t>
+      <w:t>2025-11-26</w:t>
       <w:br/>
       <w:br/>
     </w:r>

--- a/klagomål/A 53736-2023 FSC-klagomål.docx
+++ b/klagomål/A 53736-2023 FSC-klagomål.docx
@@ -1318,7 +1318,7 @@
     <w:r>
       <w:tab/>
       <w:tab/>
-      <w:t>2025-11-26</w:t>
+      <w:t>2025-11-27</w:t>
       <w:br/>
       <w:br/>
     </w:r>

--- a/klagomål/A 53736-2023 FSC-klagomål.docx
+++ b/klagomål/A 53736-2023 FSC-klagomål.docx
@@ -1318,7 +1318,7 @@
     <w:r>
       <w:tab/>
       <w:tab/>
-      <w:t>2025-11-27</w:t>
+      <w:t>2025-11-28</w:t>
       <w:br/>
       <w:br/>
     </w:r>

--- a/klagomål/A 53736-2023 FSC-klagomål.docx
+++ b/klagomål/A 53736-2023 FSC-klagomål.docx
@@ -1318,7 +1318,7 @@
     <w:r>
       <w:tab/>
       <w:tab/>
-      <w:t>2025-11-28</w:t>
+      <w:t>2025-11-29</w:t>
       <w:br/>
       <w:br/>
     </w:r>

--- a/klagomål/A 53736-2023 FSC-klagomål.docx
+++ b/klagomål/A 53736-2023 FSC-klagomål.docx
@@ -1318,7 +1318,7 @@
     <w:r>
       <w:tab/>
       <w:tab/>
-      <w:t>2025-11-29</w:t>
+      <w:t>2025-11-30</w:t>
       <w:br/>
       <w:br/>
     </w:r>

--- a/klagomål/A 53736-2023 FSC-klagomål.docx
+++ b/klagomål/A 53736-2023 FSC-klagomål.docx
@@ -1318,7 +1318,7 @@
     <w:r>
       <w:tab/>
       <w:tab/>
-      <w:t>2025-11-30</w:t>
+      <w:t>2025-12-01</w:t>
       <w:br/>
       <w:br/>
     </w:r>

--- a/klagomål/A 53736-2023 FSC-klagomål.docx
+++ b/klagomål/A 53736-2023 FSC-klagomål.docx
@@ -1318,7 +1318,7 @@
     <w:r>
       <w:tab/>
       <w:tab/>
-      <w:t>2025-12-01</w:t>
+      <w:t>2025-12-02</w:t>
       <w:br/>
       <w:br/>
     </w:r>

--- a/klagomål/A 53736-2023 FSC-klagomål.docx
+++ b/klagomål/A 53736-2023 FSC-klagomål.docx
@@ -1318,7 +1318,7 @@
     <w:r>
       <w:tab/>
       <w:tab/>
-      <w:t>2025-12-02</w:t>
+      <w:t>2025-12-03</w:t>
       <w:br/>
       <w:br/>
     </w:r>

--- a/klagomål/A 53736-2023 FSC-klagomål.docx
+++ b/klagomål/A 53736-2023 FSC-klagomål.docx
@@ -1318,7 +1318,7 @@
     <w:r>
       <w:tab/>
       <w:tab/>
-      <w:t>2025-12-03</w:t>
+      <w:t>2025-12-04</w:t>
       <w:br/>
       <w:br/>
     </w:r>

--- a/klagomål/A 53736-2023 FSC-klagomål.docx
+++ b/klagomål/A 53736-2023 FSC-klagomål.docx
@@ -1318,7 +1318,7 @@
     <w:r>
       <w:tab/>
       <w:tab/>
-      <w:t>2025-12-04</w:t>
+      <w:t>2025-12-05</w:t>
       <w:br/>
       <w:br/>
     </w:r>

--- a/klagomål/A 53736-2023 FSC-klagomål.docx
+++ b/klagomål/A 53736-2023 FSC-klagomål.docx
@@ -1318,7 +1318,7 @@
     <w:r>
       <w:tab/>
       <w:tab/>
-      <w:t>2025-12-05</w:t>
+      <w:t>2025-12-06</w:t>
       <w:br/>
       <w:br/>
     </w:r>

--- a/klagomål/A 53736-2023 FSC-klagomål.docx
+++ b/klagomål/A 53736-2023 FSC-klagomål.docx
@@ -1318,7 +1318,7 @@
     <w:r>
       <w:tab/>
       <w:tab/>
-      <w:t>2025-12-19</w:t>
+      <w:t>2025-12-20</w:t>
       <w:br/>
       <w:br/>
     </w:r>

--- a/klagomål/A 53736-2023 FSC-klagomål.docx
+++ b/klagomål/A 53736-2023 FSC-klagomål.docx
@@ -1318,7 +1318,7 @@
     <w:r>
       <w:tab/>
       <w:tab/>
-      <w:t>2025-12-20</w:t>
+      <w:t>2025-12-21</w:t>
       <w:br/>
       <w:br/>
     </w:r>

--- a/klagomål/A 53736-2023 FSC-klagomål.docx
+++ b/klagomål/A 53736-2023 FSC-klagomål.docx
@@ -1318,7 +1318,7 @@
     <w:r>
       <w:tab/>
       <w:tab/>
-      <w:t>2025-12-21</w:t>
+      <w:t>2025-12-22</w:t>
       <w:br/>
       <w:br/>
     </w:r>

--- a/klagomål/A 53736-2023 FSC-klagomål.docx
+++ b/klagomål/A 53736-2023 FSC-klagomål.docx
@@ -1318,7 +1318,7 @@
     <w:r>
       <w:tab/>
       <w:tab/>
-      <w:t>2025-12-22</w:t>
+      <w:t>2025-12-26</w:t>
       <w:br/>
       <w:br/>
     </w:r>

--- a/klagomål/A 53736-2023 FSC-klagomål.docx
+++ b/klagomål/A 53736-2023 FSC-klagomål.docx
@@ -397,6 +397,17 @@
         <w:rPr>
           <w:b/>
         </w:rPr>
+        <w:t>Tornseglare (EN, §4)</w:t>
+      </w:r>
+      <w:r>
+        <w:t xml:space="preserve"> har minskat med 54 (47–58) % under de senaste 24 åren och är rödlistad som starkt hotad (EN). Tornseglaren är en typisk hålhäckare som numera huvudsakligen är knuten till mänsklig bebyggelse. En mindre andel av beståndet häckar i mer ursprungliga miljöer, i första hand i gamla hackspetthål (främst spillkråkehål) och andra typer av håligheter i träd, men även i klippskrevor. I de inre delarna av de två nordligaste länen (Lappland) häckar den huvudsakligen i ren skogsmiljö, framförallt i gammal gles tallskog. För de tornseglare som häckar i träd i Norrlands inland har situationen sannolikt försämrats till följd av minskad mängd hålträd och av stora arealer tät produktionsskog. När arten förekommer i sluten skog handlar det ofta om skyddsvärda skogsmiljöer med äldre tallskog av naturskogskaraktär (SLU Artdatabanken, 2024; Skogsstyrelsen, 2016).</w:t>
+      </w:r>
+    </w:p>
+    <w:p>
+      <w:r>
+        <w:rPr>
+          <w:b/>
+        </w:rPr>
         <w:t>Tretåig hackspett (NT, §4)</w:t>
       </w:r>
       <w:r>
@@ -1318,7 +1329,7 @@
     <w:r>
       <w:tab/>
       <w:tab/>
-      <w:t>2026-01-03</w:t>
+      <w:t>2026-01-04</w:t>
       <w:br/>
       <w:br/>
     </w:r>

--- a/klagomål/A 53736-2023 FSC-klagomål.docx
+++ b/klagomål/A 53736-2023 FSC-klagomål.docx
@@ -1459,7 +1459,7 @@
     <w:r>
       <w:tab/>
       <w:tab/>
-      <w:t>2026-02-13</w:t>
+      <w:t>2026-02-17</w:t>
       <w:br/>
       <w:br/>
     </w:r>

--- a/klagomål/A 53736-2023 FSC-klagomål.docx
+++ b/klagomål/A 53736-2023 FSC-klagomål.docx
@@ -1459,7 +1459,7 @@
     <w:r>
       <w:tab/>
       <w:tab/>
-      <w:t>2026-02-17</w:t>
+      <w:t>2026-02-19</w:t>
       <w:br/>
       <w:br/>
     </w:r>

--- a/klagomål/A 53736-2023 FSC-klagomål.docx
+++ b/klagomål/A 53736-2023 FSC-klagomål.docx
@@ -1459,7 +1459,7 @@
     <w:r>
       <w:tab/>
       <w:tab/>
-      <w:t>2026-02-19</w:t>
+      <w:t>2026-02-20</w:t>
       <w:br/>
       <w:br/>
     </w:r>

--- a/klagomål/A 53736-2023 FSC-klagomål.docx
+++ b/klagomål/A 53736-2023 FSC-klagomål.docx
@@ -1459,7 +1459,7 @@
     <w:r>
       <w:tab/>
       <w:tab/>
-      <w:t>2026-02-20</w:t>
+      <w:t>2026-02-21</w:t>
       <w:br/>
       <w:br/>
     </w:r>

--- a/klagomål/A 53736-2023 FSC-klagomål.docx
+++ b/klagomål/A 53736-2023 FSC-klagomål.docx
@@ -1459,7 +1459,7 @@
     <w:r>
       <w:tab/>
       <w:tab/>
-      <w:t>2026-02-21</w:t>
+      <w:t>2026-02-22</w:t>
       <w:br/>
       <w:br/>
     </w:r>

--- a/klagomål/A 53736-2023 FSC-klagomål.docx
+++ b/klagomål/A 53736-2023 FSC-klagomål.docx
@@ -1459,7 +1459,7 @@
     <w:r>
       <w:tab/>
       <w:tab/>
-      <w:t>2026-02-22</w:t>
+      <w:t>2026-02-23</w:t>
       <w:br/>
       <w:br/>
     </w:r>

--- a/klagomål/A 53736-2023 FSC-klagomål.docx
+++ b/klagomål/A 53736-2023 FSC-klagomål.docx
@@ -1459,7 +1459,7 @@
     <w:r>
       <w:tab/>
       <w:tab/>
-      <w:t>2026-02-23</w:t>
+      <w:t>2026-02-24</w:t>
       <w:br/>
       <w:br/>
     </w:r>

--- a/klagomål/A 53736-2023 FSC-klagomål.docx
+++ b/klagomål/A 53736-2023 FSC-klagomål.docx
@@ -1459,7 +1459,7 @@
     <w:r>
       <w:tab/>
       <w:tab/>
-      <w:t>2026-02-24</w:t>
+      <w:t>2026-02-25</w:t>
       <w:br/>
       <w:br/>
     </w:r>

--- a/klagomål/A 53736-2023 FSC-klagomål.docx
+++ b/klagomål/A 53736-2023 FSC-klagomål.docx
@@ -1459,7 +1459,7 @@
     <w:r>
       <w:tab/>
       <w:tab/>
-      <w:t>2026-02-25</w:t>
+      <w:t>2026-02-26</w:t>
       <w:br/>
       <w:br/>
     </w:r>

--- a/klagomål/A 53736-2023 FSC-klagomål.docx
+++ b/klagomål/A 53736-2023 FSC-klagomål.docx
@@ -1459,7 +1459,7 @@
     <w:r>
       <w:tab/>
       <w:tab/>
-      <w:t>2026-02-26</w:t>
+      <w:t>2026-02-28</w:t>
       <w:br/>
       <w:br/>
     </w:r>

--- a/klagomål/A 53736-2023 FSC-klagomål.docx
+++ b/klagomål/A 53736-2023 FSC-klagomål.docx
@@ -1459,7 +1459,7 @@
     <w:r>
       <w:tab/>
       <w:tab/>
-      <w:t>2026-02-28</w:t>
+      <w:t>2026-03-01</w:t>
       <w:br/>
       <w:br/>
     </w:r>

--- a/klagomål/A 53736-2023 FSC-klagomål.docx
+++ b/klagomål/A 53736-2023 FSC-klagomål.docx
@@ -1459,7 +1459,7 @@
     <w:r>
       <w:tab/>
       <w:tab/>
-      <w:t>2026-03-01</w:t>
+      <w:t>2026-03-02</w:t>
       <w:br/>
       <w:br/>
     </w:r>

--- a/klagomål/A 53736-2023 FSC-klagomål.docx
+++ b/klagomål/A 53736-2023 FSC-klagomål.docx
@@ -289,7 +289,7 @@
         <w:rPr>
           <w:i/>
         </w:rPr>
-        <w:t xml:space="preserve"> 9070 Trädklädd betesmark </w:t>
+        <w:t xml:space="preserve"> 9070 Trädklädd betesmark</w:t>
       </w:r>
       <w:r>
         <w:t xml:space="preserve"> (SLU Artdatabanken, 2024).</w:t>
@@ -1459,7 +1459,7 @@
     <w:r>
       <w:tab/>
       <w:tab/>
-      <w:t>2026-03-02</w:t>
+      <w:t>2026-03-03</w:t>
       <w:br/>
       <w:br/>
     </w:r>

--- a/klagomål/A 53736-2023 FSC-klagomål.docx
+++ b/klagomål/A 53736-2023 FSC-klagomål.docx
@@ -1459,7 +1459,7 @@
     <w:r>
       <w:tab/>
       <w:tab/>
-      <w:t>2026-03-03</w:t>
+      <w:t>2026-03-04</w:t>
       <w:br/>
       <w:br/>
     </w:r>

--- a/klagomål/A 53736-2023 FSC-klagomål.docx
+++ b/klagomål/A 53736-2023 FSC-klagomål.docx
@@ -1459,7 +1459,7 @@
     <w:r>
       <w:tab/>
       <w:tab/>
-      <w:t>2026-03-04</w:t>
+      <w:t>2026-03-05</w:t>
       <w:br/>
       <w:br/>
     </w:r>

--- a/klagomål/A 53736-2023 FSC-klagomål.docx
+++ b/klagomål/A 53736-2023 FSC-klagomål.docx
@@ -1459,7 +1459,7 @@
     <w:r>
       <w:tab/>
       <w:tab/>
-      <w:t>2026-03-05</w:t>
+      <w:t>2026-03-06</w:t>
       <w:br/>
       <w:br/>
     </w:r>

--- a/klagomål/A 53736-2023 FSC-klagomål.docx
+++ b/klagomål/A 53736-2023 FSC-klagomål.docx
@@ -1459,7 +1459,7 @@
     <w:r>
       <w:tab/>
       <w:tab/>
-      <w:t>2026-03-06</w:t>
+      <w:t>2026-03-07</w:t>
       <w:br/>
       <w:br/>
     </w:r>

--- a/klagomål/A 53736-2023 FSC-klagomål.docx
+++ b/klagomål/A 53736-2023 FSC-klagomål.docx
@@ -1459,7 +1459,7 @@
     <w:r>
       <w:tab/>
       <w:tab/>
-      <w:t>2026-03-07</w:t>
+      <w:t>2026-03-08</w:t>
       <w:br/>
       <w:br/>
     </w:r>

--- a/klagomål/A 53736-2023 FSC-klagomål.docx
+++ b/klagomål/A 53736-2023 FSC-klagomål.docx
@@ -1459,7 +1459,7 @@
     <w:r>
       <w:tab/>
       <w:tab/>
-      <w:t>2026-03-08</w:t>
+      <w:t>2026-03-09</w:t>
       <w:br/>
       <w:br/>
     </w:r>

--- a/klagomål/A 53736-2023 FSC-klagomål.docx
+++ b/klagomål/A 53736-2023 FSC-klagomål.docx
@@ -1459,7 +1459,7 @@
     <w:r>
       <w:tab/>
       <w:tab/>
-      <w:t>2026-03-09</w:t>
+      <w:t>2026-03-10</w:t>
       <w:br/>
       <w:br/>
     </w:r>

--- a/klagomål/A 53736-2023 FSC-klagomål.docx
+++ b/klagomål/A 53736-2023 FSC-klagomål.docx
@@ -445,7 +445,7 @@
         <w:t>Talltita (NT, §4)</w:t>
       </w:r>
       <w:r>
-        <w:t>, rödlistad som nära hotad och prioriterad art i Skogsvårdslagen har häckningsrevir i anmälan. Arten har minskat kraftigt de senaste 30 åren och minskningstakten innevarande 10-årsperiod beräknas till 20 (10–30) %. Talltitan är synnerligen trogen sitt cirka 15 hektar stora revir och är beroende av flerskiktade olikåldriga skogar för att kunna föda upp sina ungar. Talltitan försvinner om dess livsmiljö kalavverkas (Eggers &amp; Low (2014); Ekman (1979); Griesser et al (2007); Klein (2020); Siffczyk et al (2003); SLU Artdatabanken (2021).</w:t>
+        <w:t>, rödlistad som nära hotad och prioriterad art i Skogsvårdslagen, har häckningsrevir i anmälan. Arten har minskat kraftigt de senaste 30 åren och minskningstakten innevarande 10-årsperiod beräknas till 20 (10–30) %. Talltitan är synnerligen trogen sitt cirka 15 hektar stora revir och är beroende av flerskiktade olikåldriga skogar för att kunna föda upp sina ungar. Talltitan försvinner om dess livsmiljö kalavverkas (Eggers &amp; Low, 2014; Ekman, 1979; Griesser et al, 2007; Klein, 2020; Siffczyk et al, 2003; SLU Artdatabanken, 2021).</w:t>
       </w:r>
     </w:p>
     <w:p>
@@ -1459,7 +1459,7 @@
     <w:r>
       <w:tab/>
       <w:tab/>
-      <w:t>2026-03-10</w:t>
+      <w:t>2026-03-11</w:t>
       <w:br/>
       <w:br/>
     </w:r>

--- a/klagomål/A 53736-2023 FSC-klagomål.docx
+++ b/klagomål/A 53736-2023 FSC-klagomål.docx
@@ -1459,7 +1459,7 @@
     <w:r>
       <w:tab/>
       <w:tab/>
-      <w:t>2026-03-11</w:t>
+      <w:t>2026-03-12</w:t>
       <w:br/>
       <w:br/>
     </w:r>

--- a/klagomål/A 53736-2023 FSC-klagomål.docx
+++ b/klagomål/A 53736-2023 FSC-klagomål.docx
@@ -1459,7 +1459,7 @@
     <w:r>
       <w:tab/>
       <w:tab/>
-      <w:t>2026-03-12</w:t>
+      <w:t>2026-03-13</w:t>
       <w:br/>
       <w:br/>
     </w:r>
